--- a/research/17-6-2026 draft.docx
+++ b/research/17-6-2026 draft.docx
@@ -53,7 +53,6 @@
       <w:pPr>
         <w:pStyle w:val="Author"/>
         <w:spacing w:before="5pt" w:beforeAutospacing="1"/>
-        <w:jc w:val="center"/>
         <w:rPr>
           <w:sz w:val="18"/>
           <w:szCs w:val="18"/>
@@ -64,7 +63,7 @@
           <w:sz w:val="18"/>
           <w:szCs w:val="18"/>
         </w:rPr>
-        <w:t xml:space="preserve">Hein Htet Zaw</w:t>
+        <w:t>Hein Htet Zaw</w:t>
       </w:r>
       <w:r>
         <w:rPr>
@@ -73,7 +72,7 @@
           <w:szCs w:val="18"/>
         </w:rPr>
         <w:br/>
-        <w:t xml:space="preserve">College of Digital Innovation Technology</w:t>
+        <w:t>College of Digital Innovation Technology</w:t>
       </w:r>
       <w:r>
         <w:rPr>
@@ -82,7 +81,7 @@
           <w:szCs w:val="18"/>
         </w:rPr>
         <w:br/>
-        <w:t xml:space="preserve">Rangsit University</w:t>
+        <w:t>Rangsit University</w:t>
       </w:r>
       <w:r>
         <w:rPr>
@@ -90,7 +89,7 @@
           <w:szCs w:val="18"/>
         </w:rPr>
         <w:br/>
-        <w:t xml:space="preserve">Pathumthani, Thailand</w:t>
+        <w:t>Pathumthani, Thailand</w:t>
       </w:r>
       <w:r>
         <w:rPr>
@@ -98,7 +97,7 @@
           <w:szCs w:val="18"/>
         </w:rPr>
         <w:br/>
-        <w:t xml:space="preserve">heinhtet.z66@rsu.ac.th</w:t>
+        <w:t>heinhtet.z66@rsu.ac.th</w:t>
       </w:r>
       <w:r>
         <w:rPr>
@@ -112,7 +111,7 @@
           <w:sz w:val="18"/>
           <w:szCs w:val="18"/>
         </w:rPr>
-        <w:t xml:space="preserve">Karn Yongsiriwit</w:t>
+        <w:t>Karn Yongsiriwit</w:t>
       </w:r>
       <w:r>
         <w:rPr>
@@ -121,7 +120,7 @@
           <w:szCs w:val="18"/>
         </w:rPr>
         <w:br/>
-        <w:t xml:space="preserve">College of Digital Innovation Technology</w:t>
+        <w:t>College of Digital Innovation Technology</w:t>
       </w:r>
       <w:r>
         <w:rPr>
@@ -130,7 +129,7 @@
           <w:szCs w:val="18"/>
         </w:rPr>
         <w:br/>
-        <w:t xml:space="preserve">Rangsit University</w:t>
+        <w:t>Rangsit University</w:t>
       </w:r>
       <w:r>
         <w:rPr>
@@ -138,7 +137,7 @@
           <w:szCs w:val="18"/>
         </w:rPr>
         <w:br/>
-        <w:t xml:space="preserve">Pathumthani, Thailand</w:t>
+        <w:t>Pathumthani, Thailand</w:t>
       </w:r>
       <w:r>
         <w:rPr>
@@ -146,7 +145,7 @@
           <w:szCs w:val="18"/>
         </w:rPr>
         <w:br/>
-        <w:t xml:space="preserve">karn.y@rsu.ac.th</w:t>
+        <w:t>karn.y@rsu.ac.th</w:t>
       </w:r>
     </w:p>
     <w:p>
@@ -224,9 +223,6 @@
           <w:numId w:val="0"/>
         </w:numPr>
         <w:jc w:val="both"/>
-        <w:rPr>
-          <w:rFonts w:hint="eastAsia"/>
-        </w:rPr>
       </w:pPr>
     </w:p>
     <w:p>
@@ -250,10 +246,7 @@
         <w:pStyle w:val="BodyText"/>
       </w:pPr>
       <w:r>
-        <w:t xml:space="preserve">Recently, Reinforcement Learning (RL) has proven highly effective at this type of problem: sequential decision-making in complex environments [4], [5]. By setting up web security as an RL problem, we can train an agent to probe an </w:t>
-      </w:r>
-      <w:r>
-        <w:t>application, parse the HTTP responses, and iteratively adjust its payloads until it uncovers a vulnerability.</w:t>
+        <w:t>Recently, Reinforcement Learning (RL) has proven highly effective at this type of problem: sequential decision-making in complex environments [4], [5]. By setting up web security as an RL problem, we can train an agent to probe an application, parse the HTTP responses, and iteratively adjust its payloads until it uncovers a vulnerability.</w:t>
       </w:r>
     </w:p>
     <w:p>
@@ -261,7 +254,10 @@
         <w:pStyle w:val="BodyText"/>
       </w:pPr>
       <w:r>
-        <w:t>In this work, we present a fully autonomous web vulnerability scanner driven by a Deep Q-Network (DQN) architecture. Our system leverages a custom environment, WebSecurityGym, which successfully abstracts standard HTTP interactions into states and actions. The core of the scanner is implemented using an Extended D3QN—a partial Rainbow DQN combining Double Q-Learning, Dueling Networks, Prioritized Experience Replay, Noisy Networks, and Multi-Step Learning—to efficiently handle a large array of different payloads. To accelerate the agent’s learning, we also introduce a Phase-Based Learning strategy that mirrors the Cyber Kill Chain, locking advanced exploits until the agent has successfully mapped the application’s surface. Through extensive evaluation on multiple vulnerable mock targets, we show that this RL-based orchestrator shows considerable potential for scaling intelligent, adaptive penetration testing. The remainder of this paper is organized as follows. Section II reviews related work in automated and learning-based security testing. Section III details the proposed methodology, including the WebSecurityGym environment and the Extended D3QN agent. Section IV presents the experimental evaluation and results, and Section V concludes the paper and outlines directions for future work.</w:t>
+        <w:t xml:space="preserve">In this work, we present a fully autonomous web vulnerability scanner driven by a Deep Q-Network (DQN) architecture. Our system leverages a custom environment, WebSecurityGym, which successfully abstracts standard HTTP interactions into states and actions. The core of the scanner is implemented using an Extended D3QN—a partial Rainbow DQN combining Double Q-Learning, Dueling Networks, Prioritized Experience Replay, Noisy Networks, and Multi-Step Learning—to efficiently handle a large array of different payloads. To accelerate the agent’s learning, we </w:t>
+      </w:r>
+      <w:r>
+        <w:t>also introduce a Phase-Based Learning strategy that mirrors the Cyber Kill Chain, locking advanced exploits until the agent has successfully mapped the application’s surface. Through extensive evaluation on multiple vulnerable mock targets, we show that this RL-based orchestrator shows considerable potential for scaling intelligent, adaptive penetration testing. The remainder of this paper is organized as follows. Section II reviews related work in automated and learning-based security testing. Section III details the proposed methodology, including the WebSecurityGym environment and the Extended D3QN agent. Section IV presents the experimental evaluation and results, and Section V concludes the paper and outlines directions for future work.</w:t>
       </w:r>
     </w:p>
     <w:p>
@@ -303,19 +299,27 @@
         <w:pStyle w:val="FirstParagraph"/>
       </w:pPr>
       <w:r>
-        <w:t xml:space="preserve">Securing web applications has traditionally relied solely on well-established testing methodologies. Dynamic Application Security Testing (DAST) represents a highly active, real-time approach to identifying vulnerabilities by practically probing live applications through simulated attacks [1]. Unlike static source code analysis, DAST actively observes the application’s runtime behavior, making it uniquely effective for discovering deep deployment flaws, server configuration errors, and severe runtime injection vulnerabilities [1]. In a direct comparison between manual penetration testing and automated scripted scanning, research shows that while automated scripts run efficiently, only a human tester </w:t>
+        <w:t>Securing web applications has traditionally relied solely on well-established testing methodologies. Dynamic Application Security Testing (DAST) represents a highly active, real-time approach to identifying vulnerabilities by practically probing live applications through simulated attacks [1]. Unlike static source code analysis, DAST actively observes the application’s runtime behavior, making it uniquely effective for discovering deep deployment flaws, server configuration errors, and severe runtime injection vulnerabilities [1]. In a direct comparison between manual penetration testing and automated scripted scanning, research shows that while automated scripts run efficiently, only a human tester consistently catches abstract, contextual business logic flaws [12].</w:t>
+      </w:r>
+    </w:p>
+    <w:p>
+      <w:pPr>
+        <w:pStyle w:val="BodyText"/>
+      </w:pPr>
+      <w:r>
+        <w:t xml:space="preserve">Furthermore, ethical hacking and manual penetration testing inevitably rely heavily on automated scanning tools. In fact, these tools are so prevalent that forensic researchers actively study the distinct network “tool marks” left behind by various automated offensive security toolkits [13]. For instance, comparisons of widely used vulnerability scanners, such as OWASP ZAP and </w:t>
+      </w:r>
+      <w:proofErr w:type="spellStart"/>
+      <w:r>
+        <w:t>Nikto</w:t>
+      </w:r>
+      <w:proofErr w:type="spellEnd"/>
+      <w:r>
+        <w:t xml:space="preserve">, repeatedly demonstrate their effectiveness in identifying common weaknesses across thousands of pages [2]. While these tools provide structured vulnerability analysis, they operate predominantly on rigid predefined rules and signatures. Consequently, they often struggle with complex, multi-step exploits or novel attack vectors (zero-days) that require deep contextual understanding </w:t>
       </w:r>
       <w:r>
         <w:lastRenderedPageBreak/>
-        <w:t>consistently catches abstract, contextual business logic flaws [12].</w:t>
-      </w:r>
-    </w:p>
-    <w:p>
-      <w:pPr>
-        <w:pStyle w:val="BodyText"/>
-      </w:pPr>
-      <w:r>
-        <w:t>Furthermore, ethical hacking and manual penetration testing inevitably rely heavily on automated scanning tools. In fact, these tools are so prevalent that forensic researchers actively study the distinct network “tool marks” left behind by various automated offensive security toolkits [13]. For instance, comparisons of widely used vulnerability scanners, such as OWASP ZAP and Nikto, repeatedly demonstrate their effectiveness in identifying common weaknesses across thousands of pages [2]. While these tools provide structured vulnerability analysis, they operate predominantly on rigid predefined rules and signatures. Consequently, they often struggle with complex, multi-step exploits or novel attack vectors (zero-days) that require deep contextual understanding [2]. More recently, the field has shifted toward automated and learning-based detection: comprehensive surveys of machine-learning, deep-learning, and large-language-model approaches catalog rapid progress in flagging injection and scripting flaws, yet they also note that such data-driven detectors still depend on large labeled vulnerability corpora and struggle to generalize to unseen, multi-step attack patterns [3]. However, as the complexity of modern web services continues to increase, there is a growing need for autonomous agents that can learn and adapt their strategies dynamically.</w:t>
+        <w:t>[2]. More recently, the field has shifted toward automated and learning-based detection: comprehensive surveys of machine-learning, deep-learning, and large-language-model approaches catalog rapid progress in flagging injection and scripting flaws, yet they also note that such data-driven detectors still depend on large labeled vulnerability corpora and struggle to generalize to unseen, multi-step attack patterns [3]. However, as the complexity of modern web services continues to increase, there is a growing need for autonomous agents that can learn and adapt their strategies dynamically.</w:t>
       </w:r>
     </w:p>
     <w:p>
@@ -341,7 +345,15 @@
         <w:pStyle w:val="BodyText"/>
       </w:pPr>
       <w:r>
-        <w:t>The foundation for these advanced DRL applications stems from breakthroughs in combining reinforcement learning with deep neural networks. Mnih et al. demonstrated that a deep Q-network (DQN) could achieve human-level performance across a diverse set of tasks using only raw inputs and reward signals, establishing a state-of-the-art framework for autonomous decision-making [5]. Although this landmark result was demonstrated on Atari games rather than security tasks, it established the deep Q-learning foundation on which our web-scanning agent is built.</w:t>
+        <w:t xml:space="preserve">The foundation for these advanced DRL applications stems from breakthroughs in combining reinforcement learning with deep neural networks. </w:t>
+      </w:r>
+      <w:proofErr w:type="spellStart"/>
+      <w:r>
+        <w:t>Mnih</w:t>
+      </w:r>
+      <w:proofErr w:type="spellEnd"/>
+      <w:r>
+        <w:t xml:space="preserve"> et al. demonstrated that a deep Q-network (DQN) could achieve human-level performance across a diverse set of tasks using only raw inputs and reward signals, establishing a state-of-the-art framework for autonomous decision-making [5]. Although this landmark result was demonstrated on Atari games rather than security tasks, it established the deep Q-learning foundation on which our web-scanning agent is built.</w:t>
       </w:r>
     </w:p>
     <w:p>
@@ -367,10 +379,18 @@
         <w:pStyle w:val="BodyText"/>
       </w:pPr>
       <w:r>
-        <w:t xml:space="preserve">In the domain of automated penetration testing, researchers are increasingly leveraging these advanced DRL techniques to train intelligent agents capable of discovering vulnerabilities at scale. Recent studies, such as the Intelligent Automated Penetration Testing Framework (IAPTF) by Ghanem et al., have successfully utilized reinforcement learning to fully automate sequential decision-making in complex security assessments. By </w:t>
-      </w:r>
-      <w:r>
-        <w:t>modeling penetration testing as a Partially Observable Markov Decision Process (POMDP), IAPTF demonstrated a strong ability to discover multi-step vulnerabilities deeply embedded in complex networks, all while integrating with established toolkits such as Metasploit [7]. Its POMDP formulation, however, targets host and network level actions and assumes Metasploit-style modules rather than the direct manipulation of live web requests. Combining these principles, frameworks like ASAP merge potent Deep Q-Networks with Attack Graphs to automatically plan highly complex attack chains against expansive enterprise networks [14]. Such attack-graph planners, however, require a pre-built model of the network, which is rarely available for an opaque, externally facing web application. Similarly, recent journal work such as CurriculumPT pairs large language models with multi-agent, curriculum-guided reinforcement learning to schedule exploitation tasks from simple to complex; however, like most LLM-driven agents it remains oriented toward single-step or loosely chained exploits and does not learn low-level payload-shaping policies directly from live HTTP feedback [8]. The applications aren’t even strictly limited to web and software—algorithms like “Re-Pen” have successfully ported these exact DRL methods over to verify physical hardware security, searching for exploitable flaws directly embedded inside microchip architectures [9]. To maintain adaptivity without experiencing catastrophic forgetting, frameworks such as SCRIPT leverage continual reinforcement learning across dynamic networks [10]. Systematic literature reviews confirm this trend, arguing that RL is becoming increasingly important for addressing continually expanding attack surfaces [11]. Similarly, recent comparative studies have evaluated the effectiveness of various RL algorithms—such as Deep Q-Network (DQN), Deep Deterministic Policy Gradient (DDPG), and Asynchronous Episodic DDPG (AE-DDPG)—in automating penetration testing tasks by dynamically identifying critical network vulnerabilities [15]. These “Red Team” algorithms map the manual penetration testing process to a strict Markov Decision Process (MDP), where the agent learns optimal attack sequences—or a “Kill Chain”—to cleanly navigate target environments, bypass active security controls, and exploit vulnerabilities. While existing research has strongly demonstrated the potential of DRL for network-level intrusion detection and niche web service attacks, comprehensive frameworks that address the full, complex spectrum of modern web vulnerabilities (such as the OWASP Top 10) utilizing a highly Extended Double Dueling Deep Q-Network (Extended D3QN) remain an area of intense active innovation. Our work cleanly bridges this gap by directly implementing an Extended D3QN agent paired with PER and Noisy Networks, specifically architected from the ground up for autonomous web vulnerability scanning.</w:t>
+        <w:t xml:space="preserve">In the domain of automated penetration testing, researchers are increasingly leveraging these advanced DRL techniques to train intelligent agents capable of discovering vulnerabilities at scale. Recent studies, such as the Intelligent Automated Penetration Testing Framework (IAPTF) by Ghanem et al., have successfully utilized reinforcement learning to fully automate sequential decision-making in complex security assessments. By modeling penetration testing as a Partially Observable Markov Decision Process (POMDP), IAPTF demonstrated a strong ability to discover multi-step vulnerabilities deeply embedded in complex networks, all while integrating with established toolkits such as Metasploit [7]. Its POMDP formulation, however, targets host and network level actions and assumes Metasploit-style modules rather than the direct manipulation of live web requests. Combining these principles, frameworks like ASAP </w:t>
+      </w:r>
+      <w:r>
+        <w:t xml:space="preserve">merge potent Deep Q-Networks with Attack Graphs to automatically plan highly complex attack chains against expansive enterprise networks [14]. Such attack-graph planners, however, require a pre-built model of the network, which is rarely available for an opaque, externally facing web application. Similarly, recent journal work such as </w:t>
+      </w:r>
+      <w:proofErr w:type="spellStart"/>
+      <w:r>
+        <w:t>CurriculumPT</w:t>
+      </w:r>
+      <w:proofErr w:type="spellEnd"/>
+      <w:r>
+        <w:t xml:space="preserve"> pairs large language models with multi-agent, curriculum-guided reinforcement learning to schedule exploitation tasks from simple to complex; however, like most LLM-driven agents it remains oriented toward single-step or loosely chained exploits and does not learn low-level payload-shaping policies directly from live HTTP feedback [8]. The applications aren’t even strictly limited to web and software—algorithms like “Re-Pen” have successfully ported these exact DRL methods over to verify physical hardware security, searching for exploitable flaws directly embedded inside microchip architectures [9]. To maintain adaptivity without experiencing catastrophic forgetting, frameworks such as SCRIPT leverage continual reinforcement learning across dynamic networks [10]. Systematic literature reviews confirm this trend, arguing that RL is becoming increasingly important for addressing continually expanding attack surfaces [11]. Similarly, recent comparative studies have evaluated the effectiveness of various RL algorithms—such as Deep Q-Network (DQN), Deep Deterministic Policy Gradient (DDPG), and Asynchronous Episodic DDPG (AE-DDPG)—in automating penetration testing tasks by dynamically identifying critical network vulnerabilities [15]. These “Red Team” algorithms map the manual penetration testing process to a strict Markov Decision Process (MDP), where the agent learns optimal attack sequences—or a “Kill Chain”—to cleanly navigate target environments, bypass active security controls, and exploit vulnerabilities. While existing research has strongly demonstrated the potential of DRL for network-level intrusion detection and niche web service attacks, comprehensive frameworks that address the full, complex spectrum of modern web vulnerabilities (such as the OWASP Top 10) utilizing a highly Extended Double Dueling Deep Q-Network (Extended D3QN) remain an area of intense active innovation. Our work cleanly bridges this gap by directly implementing an Extended D3QN agent paired with PER and Noisy Networks, specifically architected from the ground up for autonomous web vulnerability scanning.</w:t>
       </w:r>
     </w:p>
     <w:p/>
@@ -390,7 +410,7 @@
         <w:pStyle w:val="FirstParagraph"/>
       </w:pPr>
       <w:r>
-        <w:t>Our Reinforcement Learning framework is designed to decouple the internal AI logic from the actual HTTP execution engine. The core components include the system architecture, how we formulate vulnerability scanning as an MDP, the design of the DQN agent and its underlying mathematics, and the Phase-Based Learning progression.</w:t>
+        <w:t>Our Reinforcement Learning framework is designed to decouple the internal AI logic from the actual HTTP execution engine. The core components include the system architecture, how we formulate vulnerability scanning as an MDP, the design of the DQN agent and its underlying mathematics, and the Phase-Based Learning progression. Fig. 2 provides an end-to-end overview of how these components interact during a scanning episode.</w:t>
       </w:r>
     </w:p>
     <w:p>
@@ -820,7 +840,15 @@
         <w:t>(0-29)</w:t>
       </w:r>
       <w:r>
-        <w:t>: Standard directory bruteforcing and parameter enumeration.</w:t>
+        <w:t xml:space="preserve">: Standard directory </w:t>
+      </w:r>
+      <w:proofErr w:type="spellStart"/>
+      <w:r>
+        <w:t>bruteforcing</w:t>
+      </w:r>
+      <w:proofErr w:type="spellEnd"/>
+      <w:r>
+        <w:t xml:space="preserve"> and parameter enumeration.</w:t>
       </w:r>
     </w:p>
     <w:p>
@@ -2387,7 +2415,11 @@
         <w:t>Noisy Networks</w:t>
       </w:r>
       <w:r>
-        <w:t xml:space="preserve"> adds parametric noise directly into the network weights, driving highly systematic exploration of the target application rather than relying on pure chance. Finally, the inclusion of </w:t>
+        <w:t xml:space="preserve"> adds parametric noise directly into the </w:t>
+      </w:r>
+      <w:r>
+        <w:lastRenderedPageBreak/>
+        <w:t xml:space="preserve">network weights, driving highly systematic exploration of the target application rather than relying on pure chance. Finally, the inclusion of </w:t>
       </w:r>
       <w:r>
         <w:rPr>
@@ -2421,7 +2453,6 @@
       </w:pPr>
       <w:bookmarkStart w:id="11" w:name="reward-function-mathcalr"/>
       <w:r>
-        <w:lastRenderedPageBreak/>
         <w:t>Reward Function (</w:t>
       </w:r>
       <m:oMath>
@@ -2601,7 +2632,7 @@
       <w:pPr>
         <w:pStyle w:val="BodyText"/>
         <w:rPr>
-          <w:rFonts w:eastAsiaTheme="minorEastAsia" w:hint="eastAsia"/>
+          <w:rFonts w:eastAsiaTheme="minorEastAsia"/>
           <w:lang w:val="en-US" w:eastAsia="ja-JP"/>
         </w:rPr>
       </w:pPr>
@@ -3190,36 +3221,132 @@
             </w:r>
             <w:r>
               <w:br/>
-              <w:t xml:space="preserve">        With probability ε, select random action a_t from allowed Phase actions</w:t>
+              <w:t xml:space="preserve">        With probability ε, select random action </w:t>
+            </w:r>
+            <w:proofErr w:type="spellStart"/>
+            <w:r>
+              <w:t>a_t</w:t>
+            </w:r>
+            <w:proofErr w:type="spellEnd"/>
+            <w:r>
+              <w:t xml:space="preserve"> from allowed Phase actions</w:t>
             </w:r>
             <w:r>
               <w:br/>
-              <w:t xml:space="preserve">        Otherwise, select a_t = argmax_a Q(s_t, a; θ)</w:t>
+              <w:t xml:space="preserve">        Otherwise, select </w:t>
+            </w:r>
+            <w:proofErr w:type="spellStart"/>
+            <w:r>
+              <w:t>a_t</w:t>
+            </w:r>
+            <w:proofErr w:type="spellEnd"/>
+            <w:r>
+              <w:t xml:space="preserve"> = </w:t>
+            </w:r>
+            <w:proofErr w:type="spellStart"/>
+            <w:r>
+              <w:t>argmax_a</w:t>
+            </w:r>
+            <w:proofErr w:type="spellEnd"/>
+            <w:r>
+              <w:t xml:space="preserve"> Q(</w:t>
+            </w:r>
+            <w:proofErr w:type="spellStart"/>
+            <w:r>
+              <w:t>s_t</w:t>
+            </w:r>
+            <w:proofErr w:type="spellEnd"/>
+            <w:r>
+              <w:t>, a; θ)</w:t>
             </w:r>
             <w:r>
               <w:br/>
             </w:r>
             <w:r>
               <w:br/>
-              <w:t xml:space="preserve">        Execute payload/action a_t against target endpoints</w:t>
+              <w:t xml:space="preserve">        Execute payload/action </w:t>
+            </w:r>
+            <w:proofErr w:type="spellStart"/>
+            <w:r>
+              <w:t>a_t</w:t>
+            </w:r>
+            <w:proofErr w:type="spellEnd"/>
+            <w:r>
+              <w:t xml:space="preserve"> against target endpoints</w:t>
             </w:r>
             <w:r>
               <w:br/>
-              <w:t xml:space="preserve">        Observe reward r_t, parsed numerical next state s_{t+1}, and done signal</w:t>
+              <w:t xml:space="preserve">        Observe reward </w:t>
+            </w:r>
+            <w:proofErr w:type="spellStart"/>
+            <w:r>
+              <w:t>r_t</w:t>
+            </w:r>
+            <w:proofErr w:type="spellEnd"/>
+            <w:r>
+              <w:t xml:space="preserve">, parsed numerical next </w:t>
+            </w:r>
+            <w:proofErr w:type="spellStart"/>
+            <w:r>
+              <w:t>state s</w:t>
+            </w:r>
+            <w:proofErr w:type="spellEnd"/>
+            <w:r>
+              <w:t>_{t+1}, and done signal</w:t>
             </w:r>
             <w:r>
               <w:br/>
             </w:r>
             <w:r>
               <w:br/>
-              <w:t xml:space="preserve">        Store transition (s_t, a_t, r_t, s_{t+1}) in replay buffer D</w:t>
+              <w:t xml:space="preserve">        Store transition (</w:t>
+            </w:r>
+            <w:proofErr w:type="spellStart"/>
+            <w:r>
+              <w:t>s_t</w:t>
+            </w:r>
+            <w:proofErr w:type="spellEnd"/>
+            <w:r>
+              <w:t xml:space="preserve">, </w:t>
+            </w:r>
+            <w:proofErr w:type="spellStart"/>
+            <w:r>
+              <w:t>a_t</w:t>
+            </w:r>
+            <w:proofErr w:type="spellEnd"/>
+            <w:r>
+              <w:t xml:space="preserve">, </w:t>
+            </w:r>
+            <w:proofErr w:type="spellStart"/>
+            <w:r>
+              <w:t>r_t</w:t>
+            </w:r>
+            <w:proofErr w:type="spellEnd"/>
+            <w:r>
+              <w:t>, s_{t+1}) in replay buffer D</w:t>
             </w:r>
             <w:r>
               <w:br/>
             </w:r>
             <w:r>
               <w:br/>
-              <w:t xml:space="preserve">        If len(D) &gt; batch_size:</w:t>
+              <w:t xml:space="preserve">        If </w:t>
+            </w:r>
+            <w:proofErr w:type="spellStart"/>
+            <w:r>
+              <w:t>len</w:t>
+            </w:r>
+            <w:proofErr w:type="spellEnd"/>
+            <w:r>
+              <w:t xml:space="preserve">(D) &gt; </w:t>
+            </w:r>
+            <w:proofErr w:type="spellStart"/>
+            <w:r>
+              <w:t>batch_size</w:t>
+            </w:r>
+            <w:proofErr w:type="spellEnd"/>
+            <w:r>
+              <w:t>:</w:t>
             </w:r>
             <w:r>
               <w:br/>
@@ -3256,7 +3383,15 @@
             </w:r>
             <w:r>
               <w:br/>
-              <w:t xml:space="preserve">        s_t = s_{t+1}</w:t>
+              <w:t xml:space="preserve">        </w:t>
+            </w:r>
+            <w:proofErr w:type="spellStart"/>
+            <w:r>
+              <w:t>s_t</w:t>
+            </w:r>
+            <w:proofErr w:type="spellEnd"/>
+            <w:r>
+              <w:t xml:space="preserve"> = s_{t+1}</w:t>
             </w:r>
             <w:r>
               <w:br/>
@@ -3267,7 +3402,15 @@
             </w:r>
             <w:r>
               <w:br/>
-              <w:t xml:space="preserve">    If agent regularly achieves high cumulative_reward:</w:t>
+              <w:t xml:space="preserve">    If agent regularly achieves high </w:t>
+            </w:r>
+            <w:proofErr w:type="spellStart"/>
+            <w:r>
+              <w:t>cumulative_reward</w:t>
+            </w:r>
+            <w:proofErr w:type="spellEnd"/>
+            <w:r>
+              <w:t>:</w:t>
             </w:r>
             <w:r>
               <w:br/>
@@ -3275,7 +3418,23 @@
             </w:r>
             <w:r>
               <w:br/>
-              <w:t xml:space="preserve">        Phase = update_curriculum_phase(cumulative_reward)</w:t>
+              <w:t xml:space="preserve">        Phase = </w:t>
+            </w:r>
+            <w:proofErr w:type="spellStart"/>
+            <w:r>
+              <w:t>update_curriculum_phase</w:t>
+            </w:r>
+            <w:proofErr w:type="spellEnd"/>
+            <w:r>
+              <w:t>(</w:t>
+            </w:r>
+            <w:proofErr w:type="spellStart"/>
+            <w:r>
+              <w:t>cumulative_reward</w:t>
+            </w:r>
+            <w:proofErr w:type="spellEnd"/>
+            <w:r>
+              <w:t>)</w:t>
             </w:r>
             <w:r>
               <w:br/>
@@ -3285,6 +3444,82 @@
         </w:tc>
       </w:tr>
     </w:tbl>
+    <w:p>
+      <w:pPr>
+        <w:pStyle w:val="BodyText"/>
+      </w:pPr>
+      <w:r>
+        <w:t>The curriculum is organized into three phases that mirror the Cyber Kill Chain. During the Reconnaissance phase (actions 0-29) the agent is restricted to directory enumeration and parameter discovery, allowing it to build an internal map of the application surface. Once it accumulates sufficient cumulative reward, the Assessment phase (actions 30-69) unlocks lightweight probes that fingerprint candidate vulnerabilities, and the final Exploitation phase (actions 70-149) grants access to the full payload arsenal, including a dedicated family of WAF-evasion actions such as character-encoding, case-variation, comment-injection, and request-fragmentation bypasses. Gating the action space in this way prevents the agent from launching complex exploits before it understands the target, which stabilizes early training. The shaped reward reinforces this progression: a small per-step penalty discourages aimless probing, confirming a verifiable vulnerability yields a strong positive reward, capturing a hidden CTF flag yields a larger one, and triggering a firewall block or rate limit is penalized so that the agent learns stealthy, low-noise scanning behavior.</w:t>
+      </w:r>
+    </w:p>
+    <w:p>
+      <w:pPr>
+        <w:pStyle w:val="CaptionedFigure"/>
+      </w:pPr>
+      <w:r>
+        <w:rPr>
+          <w:noProof/>
+        </w:rPr>
+        <w:lastRenderedPageBreak/>
+        <w:drawing>
+          <wp:inline distT="0" distB="0" distL="0" distR="0" wp14:anchorId="50B40E50" wp14:editId="569D4024">
+            <wp:extent cx="3097530" cy="2437000"/>
+            <wp:effectExtent l="0" t="0" r="7620" b="1270"/>
+            <wp:docPr id="1551642170" name="Picture 3"/>
+            <wp:cNvGraphicFramePr>
+              <a:graphicFrameLocks xmlns:a="http://purl.oclc.org/ooxml/drawingml/main" noChangeAspect="1"/>
+            </wp:cNvGraphicFramePr>
+            <a:graphic xmlns:a="http://purl.oclc.org/ooxml/drawingml/main">
+              <a:graphicData uri="http://purl.oclc.org/ooxml/drawingml/picture">
+                <pic:pic xmlns:pic="http://purl.oclc.org/ooxml/drawingml/picture">
+                  <pic:nvPicPr>
+                    <pic:cNvPr id="0" name="Picture 24"/>
+                    <pic:cNvPicPr>
+                      <a:picLocks noChangeAspect="1" noChangeArrowheads="1"/>
+                    </pic:cNvPicPr>
+                  </pic:nvPicPr>
+                  <pic:blipFill>
+                    <a:blip r:embed="rId10" cstate="print">
+                      <a:extLst>
+                        <a:ext uri="{28A0092B-C50C-407E-A947-70E740481C1C}">
+                          <a14:useLocalDpi xmlns:a14="http://schemas.microsoft.com/office/drawing/2010/main" val="0"/>
+                        </a:ext>
+                      </a:extLst>
+                    </a:blip>
+                    <a:srcRect/>
+                    <a:stretch>
+                      <a:fillRect/>
+                    </a:stretch>
+                  </pic:blipFill>
+                  <pic:spPr bwMode="auto">
+                    <a:xfrm>
+                      <a:off x="0" y="0"/>
+                      <a:ext cx="3097530" cy="2437000"/>
+                    </a:xfrm>
+                    <a:prstGeom prst="rect">
+                      <a:avLst/>
+                    </a:prstGeom>
+                    <a:noFill/>
+                    <a:ln>
+                      <a:noFill/>
+                    </a:ln>
+                  </pic:spPr>
+                </pic:pic>
+              </a:graphicData>
+            </a:graphic>
+          </wp:inline>
+        </w:drawing>
+      </w:r>
+    </w:p>
+    <w:p>
+      <w:pPr>
+        <w:pStyle w:val="figurecaption"/>
+        <w:jc w:val="center"/>
+      </w:pPr>
+      <w:r>
+        <w:t>End-to-end architecture of Extended D3QN web vulnerability scanning framework.</w:t>
+      </w:r>
+    </w:p>
     <w:p/>
     <w:p>
       <w:pPr>
@@ -3307,7 +3542,15 @@
         <w:pStyle w:val="FirstParagraph"/>
       </w:pPr>
       <w:r>
-        <w:t>To make the evaluation more trustworthy, we did not rely on a single scan. Instead, each mock website was tested five times using the trained Extended D3QN agent at its 10,000-episode checkpoint. In this setup the scanner runs in mock-targets mode, so the agent uses the reduced 50-action space designed for the benchmark. The five target applications were chosen to span distinct application archetypes and a broad cross-section of common web vulnerability classes. The E-Commerce (port 5002) and Social Media (port 5003) applications are the most feature-rich, together embedding SQL injection, mass assignment, JWT bypass, IDOR, CSRF, and stored XSS. The Banking application (port 5004) emphasizes authorization and request-integrity flaws such as IDOR, CSRF, and XSS; the Blog platform (port 5005) targets stored XSS, JWT bypass, and server-side request forgery (SSRF); and the File Share service (port 5006) concentrates on unrestricted file upload, path traversal, command injection, and IDOR. This mixture ensures that the benchmark exercises both simple input-driven vulnerabilities and deeper authorization and multi-step workflow flaws, allowing the evaluation to distinguish where the agent performs well from where it struggles.</w:t>
+        <w:t xml:space="preserve">To make the evaluation more trustworthy, we did not rely on a single scan. Instead, each mock website was tested five times using the trained Extended D3QN agent at its 10,000-episode checkpoint. In this setup the scanner runs in mock-targets mode, so the agent uses the reduced 50-action space designed for the benchmark. The five target applications were chosen to span distinct application archetypes and a broad cross-section of common web vulnerability classes. The E-Commerce (port 5002) and </w:t>
+      </w:r>
+      <w:proofErr w:type="gramStart"/>
+      <w:r>
+        <w:t>Social Media</w:t>
+      </w:r>
+      <w:proofErr w:type="gramEnd"/>
+      <w:r>
+        <w:t xml:space="preserve"> (port 5003) applications are the most feature-rich, together embedding SQL injection, mass assignment, JWT bypass, IDOR, CSRF, and stored XSS. The Banking application (port 5004) emphasizes authorization and request-integrity flaws such as IDOR, CSRF, and XSS; the Blog platform (port 5005) targets stored XSS, JWT bypass, and server-side request forgery (SSRF); and the File Share service (port 5006) concentrates on unrestricted file upload, path traversal, command injection, and IDOR. This mixture ensures that the benchmark exercises both simple input-driven vulnerabilities and deeper authorization and multi-step workflow flaws, allowing the evaluation to distinguish where the agent performs well from where it struggles.</w:t>
       </w:r>
     </w:p>
     <w:p>
@@ -3343,6 +3586,7 @@
       </w:tblGrid>
       <w:tr>
         <w:trPr>
+          <w:cantSplit/>
           <w:tblHeader/>
         </w:trPr>
         <w:tc>
@@ -3407,6 +3651,9 @@
         </w:tc>
       </w:tr>
       <w:tr>
+        <w:trPr>
+          <w:cantSplit/>
+        </w:trPr>
         <w:tc>
           <w:tcPr>
             <w:tcW w:w="67.75pt" w:type="dxa"/>
@@ -3469,13 +3716,15 @@
         </w:tc>
       </w:tr>
       <w:tr>
+        <w:trPr>
+          <w:cantSplit/>
+        </w:trPr>
         <w:tc>
           <w:tcPr>
             <w:tcW w:w="67.75pt" w:type="dxa"/>
           </w:tcPr>
           <w:p>
             <w:r>
-              <w:lastRenderedPageBreak/>
               <w:t>E-Commerce (5002)</w:t>
             </w:r>
           </w:p>
@@ -3532,6 +3781,9 @@
         </w:tc>
       </w:tr>
       <w:tr>
+        <w:trPr>
+          <w:cantSplit/>
+        </w:trPr>
         <w:tc>
           <w:tcPr>
             <w:tcW w:w="67.75pt" w:type="dxa"/>
@@ -3594,6 +3846,9 @@
         </w:tc>
       </w:tr>
       <w:tr>
+        <w:trPr>
+          <w:cantSplit/>
+        </w:trPr>
         <w:tc>
           <w:tcPr>
             <w:tcW w:w="67.75pt" w:type="dxa"/>
@@ -3656,6 +3911,9 @@
         </w:tc>
       </w:tr>
       <w:tr>
+        <w:trPr>
+          <w:cantSplit/>
+        </w:trPr>
         <w:tc>
           <w:tcPr>
             <w:tcW w:w="67.75pt" w:type="dxa"/>
@@ -3718,6 +3976,9 @@
         </w:tc>
       </w:tr>
       <w:tr>
+        <w:trPr>
+          <w:cantSplit/>
+        </w:trPr>
         <w:tc>
           <w:tcPr>
             <w:tcW w:w="67.75pt" w:type="dxa"/>
@@ -3780,6 +4041,9 @@
         </w:tc>
       </w:tr>
       <w:tr>
+        <w:trPr>
+          <w:cantSplit/>
+        </w:trPr>
         <w:tc>
           <w:tcPr>
             <w:tcW w:w="67.75pt" w:type="dxa"/>
@@ -3842,6 +4106,9 @@
         </w:tc>
       </w:tr>
       <w:tr>
+        <w:trPr>
+          <w:cantSplit/>
+        </w:trPr>
         <w:tc>
           <w:tcPr>
             <w:tcW w:w="67.75pt" w:type="dxa"/>
@@ -3904,6 +4171,9 @@
         </w:tc>
       </w:tr>
       <w:tr>
+        <w:trPr>
+          <w:cantSplit/>
+        </w:trPr>
         <w:tc>
           <w:tcPr>
             <w:tcW w:w="67.75pt" w:type="dxa"/>
@@ -3966,13 +4236,21 @@
         </w:tc>
       </w:tr>
       <w:tr>
+        <w:trPr>
+          <w:cantSplit/>
+        </w:trPr>
         <w:tc>
           <w:tcPr>
             <w:tcW w:w="67.75pt" w:type="dxa"/>
           </w:tcPr>
           <w:p>
-            <w:r>
-              <w:t>Social Media (5003)</w:t>
+            <w:proofErr w:type="gramStart"/>
+            <w:r>
+              <w:t>Social Media</w:t>
+            </w:r>
+            <w:proofErr w:type="gramEnd"/>
+            <w:r>
+              <w:t xml:space="preserve"> (5003)</w:t>
             </w:r>
           </w:p>
         </w:tc>
@@ -4028,13 +4306,21 @@
         </w:tc>
       </w:tr>
       <w:tr>
+        <w:trPr>
+          <w:cantSplit/>
+        </w:trPr>
         <w:tc>
           <w:tcPr>
             <w:tcW w:w="67.75pt" w:type="dxa"/>
           </w:tcPr>
           <w:p>
-            <w:r>
-              <w:t>Social Media (5003)</w:t>
+            <w:proofErr w:type="gramStart"/>
+            <w:r>
+              <w:t>Social Media</w:t>
+            </w:r>
+            <w:proofErr w:type="gramEnd"/>
+            <w:r>
+              <w:t xml:space="preserve"> (5003)</w:t>
             </w:r>
           </w:p>
         </w:tc>
@@ -4090,13 +4376,21 @@
         </w:tc>
       </w:tr>
       <w:tr>
+        <w:trPr>
+          <w:cantSplit/>
+        </w:trPr>
         <w:tc>
           <w:tcPr>
             <w:tcW w:w="67.75pt" w:type="dxa"/>
           </w:tcPr>
           <w:p>
-            <w:r>
-              <w:t>Social Media (5003)</w:t>
+            <w:proofErr w:type="gramStart"/>
+            <w:r>
+              <w:t>Social Media</w:t>
+            </w:r>
+            <w:proofErr w:type="gramEnd"/>
+            <w:r>
+              <w:t xml:space="preserve"> (5003)</w:t>
             </w:r>
           </w:p>
         </w:tc>
@@ -4152,13 +4446,21 @@
         </w:tc>
       </w:tr>
       <w:tr>
+        <w:trPr>
+          <w:cantSplit/>
+        </w:trPr>
         <w:tc>
           <w:tcPr>
             <w:tcW w:w="67.75pt" w:type="dxa"/>
           </w:tcPr>
           <w:p>
-            <w:r>
-              <w:t>Social Media (5003)</w:t>
+            <w:proofErr w:type="gramStart"/>
+            <w:r>
+              <w:t>Social Media</w:t>
+            </w:r>
+            <w:proofErr w:type="gramEnd"/>
+            <w:r>
+              <w:t xml:space="preserve"> (5003)</w:t>
             </w:r>
           </w:p>
         </w:tc>
@@ -4214,13 +4516,21 @@
         </w:tc>
       </w:tr>
       <w:tr>
+        <w:trPr>
+          <w:cantSplit/>
+        </w:trPr>
         <w:tc>
           <w:tcPr>
             <w:tcW w:w="67.75pt" w:type="dxa"/>
           </w:tcPr>
           <w:p>
-            <w:r>
-              <w:t>Social Media (5003)</w:t>
+            <w:proofErr w:type="gramStart"/>
+            <w:r>
+              <w:t>Social Media</w:t>
+            </w:r>
+            <w:proofErr w:type="gramEnd"/>
+            <w:r>
+              <w:t xml:space="preserve"> (5003)</w:t>
             </w:r>
           </w:p>
         </w:tc>
@@ -4276,13 +4586,21 @@
         </w:tc>
       </w:tr>
       <w:tr>
+        <w:trPr>
+          <w:cantSplit/>
+        </w:trPr>
         <w:tc>
           <w:tcPr>
             <w:tcW w:w="67.75pt" w:type="dxa"/>
           </w:tcPr>
           <w:p>
-            <w:r>
-              <w:t>Social Media (5003)</w:t>
+            <w:proofErr w:type="gramStart"/>
+            <w:r>
+              <w:t>Social Media</w:t>
+            </w:r>
+            <w:proofErr w:type="gramEnd"/>
+            <w:r>
+              <w:t xml:space="preserve"> (5003)</w:t>
             </w:r>
           </w:p>
         </w:tc>
@@ -4338,13 +4656,21 @@
         </w:tc>
       </w:tr>
       <w:tr>
+        <w:trPr>
+          <w:cantSplit/>
+        </w:trPr>
         <w:tc>
           <w:tcPr>
             <w:tcW w:w="67.75pt" w:type="dxa"/>
           </w:tcPr>
           <w:p>
-            <w:r>
-              <w:t>Social Media (5003)</w:t>
+            <w:proofErr w:type="gramStart"/>
+            <w:r>
+              <w:t>Social Media</w:t>
+            </w:r>
+            <w:proofErr w:type="gramEnd"/>
+            <w:r>
+              <w:t xml:space="preserve"> (5003)</w:t>
             </w:r>
           </w:p>
         </w:tc>
@@ -4400,13 +4726,22 @@
         </w:tc>
       </w:tr>
       <w:tr>
+        <w:trPr>
+          <w:cantSplit/>
+        </w:trPr>
         <w:tc>
           <w:tcPr>
             <w:tcW w:w="67.75pt" w:type="dxa"/>
           </w:tcPr>
           <w:p>
-            <w:r>
-              <w:t>Social Media (5003)</w:t>
+            <w:proofErr w:type="gramStart"/>
+            <w:r>
+              <w:lastRenderedPageBreak/>
+              <w:t>Social Media</w:t>
+            </w:r>
+            <w:proofErr w:type="gramEnd"/>
+            <w:r>
+              <w:t xml:space="preserve"> (5003)</w:t>
             </w:r>
           </w:p>
         </w:tc>
@@ -4462,13 +4797,21 @@
         </w:tc>
       </w:tr>
       <w:tr>
+        <w:trPr>
+          <w:cantSplit/>
+        </w:trPr>
         <w:tc>
           <w:tcPr>
             <w:tcW w:w="67.75pt" w:type="dxa"/>
           </w:tcPr>
           <w:p>
-            <w:r>
-              <w:t>Social Media (5003)</w:t>
+            <w:proofErr w:type="gramStart"/>
+            <w:r>
+              <w:t>Social Media</w:t>
+            </w:r>
+            <w:proofErr w:type="gramEnd"/>
+            <w:r>
+              <w:t xml:space="preserve"> (5003)</w:t>
             </w:r>
           </w:p>
         </w:tc>
@@ -4524,13 +4867,21 @@
         </w:tc>
       </w:tr>
       <w:tr>
+        <w:trPr>
+          <w:cantSplit/>
+        </w:trPr>
         <w:tc>
           <w:tcPr>
             <w:tcW w:w="67.75pt" w:type="dxa"/>
           </w:tcPr>
           <w:p>
-            <w:r>
-              <w:t>Social Media (5003)</w:t>
+            <w:proofErr w:type="gramStart"/>
+            <w:r>
+              <w:t>Social Media</w:t>
+            </w:r>
+            <w:proofErr w:type="gramEnd"/>
+            <w:r>
+              <w:t xml:space="preserve"> (5003)</w:t>
             </w:r>
           </w:p>
         </w:tc>
@@ -4586,13 +4937,21 @@
         </w:tc>
       </w:tr>
       <w:tr>
+        <w:trPr>
+          <w:cantSplit/>
+        </w:trPr>
         <w:tc>
           <w:tcPr>
             <w:tcW w:w="67.75pt" w:type="dxa"/>
           </w:tcPr>
           <w:p>
-            <w:r>
-              <w:t>Social Media (5003)</w:t>
+            <w:proofErr w:type="gramStart"/>
+            <w:r>
+              <w:t>Social Media</w:t>
+            </w:r>
+            <w:proofErr w:type="gramEnd"/>
+            <w:r>
+              <w:t xml:space="preserve"> (5003)</w:t>
             </w:r>
           </w:p>
         </w:tc>
@@ -4648,6 +5007,9 @@
         </w:tc>
       </w:tr>
       <w:tr>
+        <w:trPr>
+          <w:cantSplit/>
+        </w:trPr>
         <w:tc>
           <w:tcPr>
             <w:tcW w:w="67.75pt" w:type="dxa"/>
@@ -4710,6 +5072,9 @@
         </w:tc>
       </w:tr>
       <w:tr>
+        <w:trPr>
+          <w:cantSplit/>
+        </w:trPr>
         <w:tc>
           <w:tcPr>
             <w:tcW w:w="67.75pt" w:type="dxa"/>
@@ -4772,6 +5137,9 @@
         </w:tc>
       </w:tr>
       <w:tr>
+        <w:trPr>
+          <w:cantSplit/>
+        </w:trPr>
         <w:tc>
           <w:tcPr>
             <w:tcW w:w="67.75pt" w:type="dxa"/>
@@ -4834,6 +5202,9 @@
         </w:tc>
       </w:tr>
       <w:tr>
+        <w:trPr>
+          <w:cantSplit/>
+        </w:trPr>
         <w:tc>
           <w:tcPr>
             <w:tcW w:w="67.75pt" w:type="dxa"/>
@@ -4896,6 +5267,9 @@
         </w:tc>
       </w:tr>
       <w:tr>
+        <w:trPr>
+          <w:cantSplit/>
+        </w:trPr>
         <w:tc>
           <w:tcPr>
             <w:tcW w:w="82pt" w:type="dxa"/>
@@ -4958,6 +5332,9 @@
         </w:tc>
       </w:tr>
       <w:tr>
+        <w:trPr>
+          <w:cantSplit/>
+        </w:trPr>
         <w:tc>
           <w:tcPr>
             <w:tcW w:w="82pt" w:type="dxa"/>
@@ -5020,6 +5397,9 @@
         </w:tc>
       </w:tr>
       <w:tr>
+        <w:trPr>
+          <w:cantSplit/>
+        </w:trPr>
         <w:tc>
           <w:tcPr>
             <w:tcW w:w="82pt" w:type="dxa"/>
@@ -5082,6 +5462,9 @@
         </w:tc>
       </w:tr>
       <w:tr>
+        <w:trPr>
+          <w:cantSplit/>
+        </w:trPr>
         <w:tc>
           <w:tcPr>
             <w:tcW w:w="82pt" w:type="dxa"/>
@@ -5144,6 +5527,9 @@
         </w:tc>
       </w:tr>
       <w:tr>
+        <w:trPr>
+          <w:cantSplit/>
+        </w:trPr>
         <w:tc>
           <w:tcPr>
             <w:tcW w:w="82pt" w:type="dxa"/>
@@ -5206,6 +5592,9 @@
         </w:tc>
       </w:tr>
       <w:tr>
+        <w:trPr>
+          <w:cantSplit/>
+        </w:trPr>
         <w:tc>
           <w:tcPr>
             <w:tcW w:w="82pt" w:type="dxa"/>
@@ -5268,6 +5657,9 @@
         </w:tc>
       </w:tr>
       <w:tr>
+        <w:trPr>
+          <w:cantSplit/>
+        </w:trPr>
         <w:tc>
           <w:tcPr>
             <w:tcW w:w="82pt" w:type="dxa"/>
@@ -5338,7 +5730,6 @@
         <w:t xml:space="preserve">The repeated runs show that the model achieves low-to-moderate coverage overall, not strong full-spectrum coverage. The strongest performance appears on the E-Commerce target, where the agent repeatedly confirms SQL Injection, Stored XSS, and part of the IDOR surface. Social Media also produces useful coverage, especially for CSRF and several </w:t>
       </w:r>
       <w:r>
-        <w:lastRenderedPageBreak/>
         <w:t>IDOR cases, while Banking shows repeatable XSS and CSRF detection.</w:t>
       </w:r>
     </w:p>
@@ -5348,6 +5739,14 @@
       </w:pPr>
       <w:r>
         <w:t>The weaker results on Blog and File Share highlight the current limitation of the model very clearly. The scanner is more effective on direct input-driven attacks than on deeper workflow, authorization, and multi-step exploit problems. These low detection rates should be read as a limitation of the current model and scanning setup, not as a failure of the benchmark, because the benchmark still contains the planted vulnerabilities and successfully reveals where the agent is weak.</w:t>
+      </w:r>
+    </w:p>
+    <w:p>
+      <w:pPr>
+        <w:pStyle w:val="BodyText"/>
+      </w:pPr>
+      <w:r>
+        <w:t>These outcomes are consistent with the design of the state representation and action space. Input-driven flaws such as SQL injection and stored XSS produce immediate, observable signals in the HTTP response, including database error strings, reflected markup, and altered content length, that map cleanly onto the agent's reward signal, so they are discovered reliably. Authorization and workflow flaws such as IDOR, mass assignment, and JWT bypass instead require the agent to maintain and compare state across several authenticated requests, a credit-assignment problem that the reduced benchmark action space and single-session episodes only partially capture. This contrast explains the strong, repeatable detection on the E-Commerce and Social Media targets and the weaker coverage on the Blog and File Share services, and it motivates the multi-step reasoning extensions identified as future work.</w:t>
       </w:r>
     </w:p>
     <w:p>
@@ -5444,7 +5843,7 @@
                     <pic:cNvPicPr/>
                   </pic:nvPicPr>
                   <pic:blipFill>
-                    <a:blip r:embed="rId10"/>
+                    <a:blip r:embed="rId11"/>
                     <a:stretch>
                       <a:fillRect/>
                     </a:stretch>
@@ -5489,6 +5888,7 @@
       <w:bookmarkStart w:id="16" w:name="b.-limitations"/>
       <w:bookmarkEnd w:id="15"/>
       <w:r>
+        <w:lastRenderedPageBreak/>
         <w:t>Limitations</w:t>
       </w:r>
     </w:p>
@@ -5617,7 +6017,6 @@
         <w:pStyle w:val="references"/>
       </w:pPr>
       <w:r>
-        <w:lastRenderedPageBreak/>
         <w:t>[9] H. Al Shaikh, S. Saha, K. Zamiri Azar, F. Farahmandi, M. Tehranipoor, and F. Rahman, "Re-Pen: Reinforcement Learning-Enforced Penetration Testing for SoC Security Verification," IEEE Trans. Very Large Scale Integr. (VLSI) Syst., vol. 33, no. 3, pp. 853-866, 2025, doi: 10.1109/TVLSI.2024.3510682.</w:t>
       </w:r>
     </w:p>
